--- a/sources/veille/imac/2026-08-23_veille_imac.docx
+++ b/sources/veille/imac/2026-08-23_veille_imac.docx
@@ -63,7 +63,7 @@
           <w:sz w:val="20"/>
           <w:szCs w:val="20"/>
         </w:rPr>
-        <w:t xml:space="preserve">Sources exploitées : 5 ✅  |  2 ⚠️ (anti-robot 403, pages probablement existantes)  |  2 ⛔ (JS non rendu)</w:t>
+        <w:t xml:space="preserve">Sources exploitées : 7 ✅ (8 pages) (corrigé le 12/09/2026 — voir le journal des corrections)  |  2 ⚠️ (anti-robot 403, pages probablement existantes)  |  2 ⛔ (JS non rendu)</w:t>
       </w:r>
     </w:p>
     <w:p>
@@ -5207,6 +5207,52 @@
         </w:pBdr>
         <w:spacing w:after="160" w:before="160"/>
       </w:pPr>
+    </w:p>
+    <w:p>
+      <w:pPr>
+        <w:spacing w:after="120" w:before="320"/>
+      </w:pPr>
+      <w:r>
+        <w:rPr>
+          <w:rFonts w:ascii="Calibri" w:cs="Calibri" w:eastAsia="Calibri" w:hAnsi="Calibri"/>
+          <w:b/>
+          <w:bCs/>
+          <w:color w:val="1B3A6B"/>
+          <w:sz w:val="28"/>
+          <w:szCs w:val="28"/>
+        </w:rPr>
+        <w:t xml:space="preserve">📝 Journal des corrections — 12 septembre 2026</w:t>
+      </w:r>
+    </w:p>
+    <w:p>
+      <w:pPr>
+        <w:spacing w:after="80"/>
+      </w:pPr>
+      <w:r>
+        <w:rPr>
+          <w:rFonts w:ascii="Calibri" w:cs="Calibri" w:eastAsia="Calibri" w:hAnsi="Calibri"/>
+          <w:b/>
+          <w:bCs/>
+          <w:color w:val="1F2937"/>
+          <w:sz w:val="22"/>
+          <w:szCs w:val="22"/>
+        </w:rPr>
+        <w:t xml:space="preserve">Décompte des sources corrigé le 12/09/2026, au cours d'un contrôle des 85 veilles du dépôt (outils/scripts/controle_decompte.py). Le contenu de la note est inchangé ; seuls les nombres annoncés ont été alignés sur la liste des sources qu'elle contient. Formulation d'origine conservée ici.</w:t>
+      </w:r>
+    </w:p>
+    <w:p>
+      <w:pPr>
+        <w:spacing w:after="80"/>
+      </w:pPr>
+      <w:r>
+        <w:rPr>
+          <w:rFonts w:ascii="Calibri" w:cs="Calibri" w:eastAsia="Calibri" w:hAnsi="Calibri"/>
+          <w:color w:val="1F2937"/>
+          <w:sz w:val="22"/>
+          <w:szCs w:val="22"/>
+        </w:rPr>
+        <w:t xml:space="preserve">Version initiale : « Sources exploitées : 5 ✅ | 2 ⚠️ | 2 ⛔ ». La rubrique Sources exploitées compte sept lignes ✅ 200 (Consomac, Amazon × 2, Boulanger — deux pages —, MacRumors × 2, LDLC). Les deux ⚠️ (Fnac, Darty 403) et les deux ⛔ (Apple, JS) étaient justes.</w:t>
+      </w:r>
     </w:p>
     <w:p>
       <w:pPr>

--- a/sources/veille/imac/2026-08-23_veille_imac.docx
+++ b/sources/veille/imac/2026-08-23_veille_imac.docx
@@ -3390,7 +3390,30 @@
           <w:sz w:val="22"/>
           <w:szCs w:val="22"/>
         </w:rPr>
-        <w:t xml:space="preserve">Modèles iMac M4 reconditionnés disponibles sur le Store Apple FR (URLs indexées confirmées). Prix non lisibles directement (JavaScript) : fourchette estimée à ~809–1 469 € selon extraits moteur de recherche (−15% environ). À vérifier sur apple.com/fr/shop/refurbished/mac/imac.</w:t>
+        <w:t xml:space="preserve">Modèles iMac M4 reconditionnés disponibles sur le Store Apple FR (URLs indexées confirmées). Prix non lisibles directement (JavaScript) : fourchette estimée à ~809–1 469 € selon extraits moteur de recherche (−15% environ). À vérifier sur </w:t>
+      </w:r>
+      <w:hyperlink w:history="1" r:id="rIdcorr1_100950">
+        <w:r>
+          <w:rPr>
+            <w:rFonts w:ascii="Calibri" w:cs="Calibri" w:eastAsia="Calibri" w:hAnsi="Calibri"/>
+            <w:color w:val="1155CC"/>
+            <w:sz w:val="22"/>
+            <w:szCs w:val="22"/>
+            <w:u w:val="single"/>
+          </w:rPr>
+          <w:t xml:space="preserve">apple.com/fr/shop/refurbished/mac/imac</w:t>
+        </w:r>
+      </w:hyperlink>
+      <w:r>
+        <w:rPr>
+          <w:rFonts w:ascii="Calibri" w:cs="Calibri" w:eastAsia="Calibri" w:hAnsi="Calibri"/>
+          <w:b w:val="false"/>
+          <w:bCs w:val="false"/>
+          <w:color w:val="1F2937"/>
+          <w:sz w:val="22"/>
+          <w:szCs w:val="22"/>
+        </w:rPr>
+        <w:t xml:space="preserve">.</w:t>
       </w:r>
     </w:p>
     <w:p>
@@ -5038,6 +5061,18 @@
         </w:numPr>
         <w:spacing w:after="40" w:before="40"/>
       </w:pPr>
+      <w:hyperlink w:history="1" r:id="rIdcorr0_67378">
+        <w:r>
+          <w:rPr>
+            <w:rFonts w:ascii="Calibri" w:cs="Calibri" w:eastAsia="Calibri" w:hAnsi="Calibri"/>
+            <w:color w:val="1155CC"/>
+            <w:sz w:val="22"/>
+            <w:szCs w:val="22"/>
+            <w:u w:val="single"/>
+          </w:rPr>
+          <w:t xml:space="preserve">apple.com/fr/shop/buy-mac/imac</w:t>
+        </w:r>
+      </w:hyperlink>
       <w:r>
         <w:rPr>
           <w:rFonts w:ascii="Calibri" w:cs="Calibri" w:eastAsia="Calibri" w:hAnsi="Calibri"/>
@@ -5047,7 +5082,7 @@
           <w:sz w:val="22"/>
           <w:szCs w:val="22"/>
         </w:rPr>
-        <w:t xml:space="preserve">apple.com/fr/shop/buy-mac/imac — TIMEOUT (CDN + JS). Prix Apple direct non lus. CTO (24 Go, 32 Go) non tarifés ici.</w:t>
+        <w:t xml:space="preserve"> — TIMEOUT (CDN + JS). Prix Apple direct non lus. CTO (24 Go, 32 Go) non tarifés ici.</w:t>
       </w:r>
     </w:p>
     <w:p>
@@ -5059,6 +5094,18 @@
         </w:numPr>
         <w:spacing w:after="40" w:before="40"/>
       </w:pPr>
+      <w:hyperlink w:history="1" r:id="rIdcorr1_100950">
+        <w:r>
+          <w:rPr>
+            <w:rFonts w:ascii="Calibri" w:cs="Calibri" w:eastAsia="Calibri" w:hAnsi="Calibri"/>
+            <w:color w:val="1155CC"/>
+            <w:sz w:val="22"/>
+            <w:szCs w:val="22"/>
+            <w:u w:val="single"/>
+          </w:rPr>
+          <w:t xml:space="preserve">apple.com/fr/shop/refurbished/mac/imac</w:t>
+        </w:r>
+      </w:hyperlink>
       <w:r>
         <w:rPr>
           <w:rFonts w:ascii="Calibri" w:cs="Calibri" w:eastAsia="Calibri" w:hAnsi="Calibri"/>
@@ -5068,7 +5115,7 @@
           <w:sz w:val="22"/>
           <w:szCs w:val="22"/>
         </w:rPr>
-        <w:t xml:space="preserve">apple.com/fr/shop/refurbished/mac/imac — TIMEOUT (JS). Prix reconditionnés non confirmés.</w:t>
+        <w:t xml:space="preserve"> — TIMEOUT (JS). Prix reconditionnés non confirmés.</w:t>
       </w:r>
     </w:p>
     <w:p>
@@ -5267,6 +5314,20 @@
           <w:szCs w:val="18"/>
         </w:rPr>
         <w:t xml:space="preserve">Veille automatique — Claude Code · 23 août 2026  ·  Usage personnel, non commercial</w:t>
+      </w:r>
+    </w:p>
+    <w:p>
+      <w:pPr>
+        <w:spacing w:after="80"/>
+      </w:pPr>
+      <w:r>
+        <w:rPr>
+          <w:rFonts w:ascii="Calibri" w:cs="Calibri" w:eastAsia="Calibri" w:hAnsi="Calibri"/>
+          <w:color w:val="1F2937"/>
+          <w:sz w:val="22"/>
+          <w:szCs w:val="22"/>
+        </w:rPr>
+        <w:t xml:space="preserve">Liens ajoutés le 12/09/2026 (contrôle des attributions) : les deux pages Apple ⛔ (achat iMac, reconditionné) étaient nommées sans lien — illisibles pour l'agent (rendu JavaScript), elles répondent 200 au lecteur. Texte inchangé.</w:t>
       </w:r>
     </w:p>
     <w:sectPr>
